--- a/FindOut-Chapter5.docx
+++ b/FindOut-Chapter5.docx
@@ -2199,14 +2199,14 @@
     </w:tbl>
     <w:p>
       <w:pPr>
-        <w:pStyle w:val="CaptionedFigure"/>
+        <w:pStyle w:val="BodyText"/>
       </w:pPr>
       <w:r>
         <w:drawing>
           <wp:inline>
             <wp:extent cx="5270500" cy="1658548"/>
             <wp:effectExtent b="0" l="0" r="0" t="0"/>
-            <wp:docPr descr="Figure 5.1" title="" id="13" name="Picture"/>
+            <wp:docPr descr="" title="" id="13" name="Picture"/>
             <a:graphic>
               <a:graphicData uri="http://schemas.openxmlformats.org/drawingml/2006/picture">
                 <pic:pic>
@@ -2246,14 +2246,6 @@
     </w:p>
     <w:p>
       <w:pPr>
-        <w:pStyle w:val="ImageCaption"/>
-      </w:pPr>
-      <w:r>
-        <w:t xml:space="preserve">Figure 5.1</w:t>
-      </w:r>
-    </w:p>
-    <w:p>
-      <w:pPr>
         <w:pStyle w:val="BodyText"/>
       </w:pPr>
       <w:r>
@@ -4448,14 +4440,14 @@
     </w:p>
     <w:p>
       <w:pPr>
-        <w:pStyle w:val="CaptionedFigure"/>
+        <w:pStyle w:val="BodyText"/>
       </w:pPr>
       <w:r>
         <w:drawing>
           <wp:inline>
             <wp:extent cx="5270500" cy="1119520"/>
             <wp:effectExtent b="0" l="0" r="0" t="0"/>
-            <wp:docPr descr="Figure 5.2" title="" id="21" name="Picture"/>
+            <wp:docPr descr="" title="" id="21" name="Picture"/>
             <a:graphic>
               <a:graphicData uri="http://schemas.openxmlformats.org/drawingml/2006/picture">
                 <pic:pic>
@@ -4495,14 +4487,6 @@
     </w:p>
     <w:p>
       <w:pPr>
-        <w:pStyle w:val="ImageCaption"/>
-      </w:pPr>
-      <w:r>
-        <w:t xml:space="preserve">Figure 5.2</w:t>
-      </w:r>
-    </w:p>
-    <w:p>
-      <w:pPr>
         <w:pStyle w:val="BodyText"/>
       </w:pPr>
       <w:r>
@@ -6218,14 +6202,14 @@
     </w:p>
     <w:p>
       <w:pPr>
-        <w:pStyle w:val="CaptionedFigure"/>
+        <w:pStyle w:val="BodyText"/>
       </w:pPr>
       <w:r>
         <w:drawing>
           <wp:inline>
             <wp:extent cx="5270500" cy="2966959"/>
             <wp:effectExtent b="0" l="0" r="0" t="0"/>
-            <wp:docPr descr="Figure 5.3" title="" id="28" name="Picture"/>
+            <wp:docPr descr="" title="" id="28" name="Picture"/>
             <a:graphic>
               <a:graphicData uri="http://schemas.openxmlformats.org/drawingml/2006/picture">
                 <pic:pic>
@@ -6265,14 +6249,6 @@
     </w:p>
     <w:p>
       <w:pPr>
-        <w:pStyle w:val="ImageCaption"/>
-      </w:pPr>
-      <w:r>
-        <w:t xml:space="preserve">Figure 5.3</w:t>
-      </w:r>
-    </w:p>
-    <w:p>
-      <w:pPr>
         <w:pStyle w:val="BodyText"/>
       </w:pPr>
       <w:r>
@@ -9449,14 +9425,14 @@
     </w:p>
     <w:p>
       <w:pPr>
-        <w:pStyle w:val="CaptionedFigure"/>
+        <w:pStyle w:val="BodyText"/>
       </w:pPr>
       <w:r>
         <w:drawing>
           <wp:inline>
             <wp:extent cx="5270500" cy="1197840"/>
             <wp:effectExtent b="0" l="0" r="0" t="0"/>
-            <wp:docPr descr="Figure 5.4" title="" id="35" name="Picture"/>
+            <wp:docPr descr="" title="" id="35" name="Picture"/>
             <a:graphic>
               <a:graphicData uri="http://schemas.openxmlformats.org/drawingml/2006/picture">
                 <pic:pic>
@@ -9496,14 +9472,6 @@
     </w:p>
     <w:p>
       <w:pPr>
-        <w:pStyle w:val="ImageCaption"/>
-      </w:pPr>
-      <w:r>
-        <w:t xml:space="preserve">Figure 5.4</w:t>
-      </w:r>
-    </w:p>
-    <w:p>
-      <w:pPr>
         <w:pStyle w:val="BodyText"/>
       </w:pPr>
       <w:r>
@@ -9847,14 +9815,14 @@
     </w:p>
     <w:p>
       <w:pPr>
-        <w:pStyle w:val="CaptionedFigure"/>
+        <w:pStyle w:val="BodyText"/>
       </w:pPr>
       <w:r>
         <w:drawing>
           <wp:inline>
             <wp:extent cx="5270500" cy="3294062"/>
             <wp:effectExtent b="0" l="0" r="0" t="0"/>
-            <wp:docPr descr="Figure 5.5" title="" id="40" name="Picture"/>
+            <wp:docPr descr="" title="" id="40" name="Picture"/>
             <a:graphic>
               <a:graphicData uri="http://schemas.openxmlformats.org/drawingml/2006/picture">
                 <pic:pic>
@@ -9894,14 +9862,6 @@
     </w:p>
     <w:p>
       <w:pPr>
-        <w:pStyle w:val="ImageCaption"/>
-      </w:pPr>
-      <w:r>
-        <w:t xml:space="preserve">Figure 5.5</w:t>
-      </w:r>
-    </w:p>
-    <w:p>
-      <w:pPr>
         <w:pStyle w:val="BodyText"/>
       </w:pPr>
       <w:r>
@@ -9924,14 +9884,14 @@
     </w:p>
     <w:p>
       <w:pPr>
-        <w:pStyle w:val="CaptionedFigure"/>
+        <w:pStyle w:val="BodyText"/>
       </w:pPr>
       <w:r>
         <w:drawing>
           <wp:inline>
             <wp:extent cx="5270500" cy="3294062"/>
             <wp:effectExtent b="0" l="0" r="0" t="0"/>
-            <wp:docPr descr="Figure 5.6" title="" id="43" name="Picture"/>
+            <wp:docPr descr="" title="" id="43" name="Picture"/>
             <a:graphic>
               <a:graphicData uri="http://schemas.openxmlformats.org/drawingml/2006/picture">
                 <pic:pic>
@@ -9971,14 +9931,6 @@
     </w:p>
     <w:p>
       <w:pPr>
-        <w:pStyle w:val="ImageCaption"/>
-      </w:pPr>
-      <w:r>
-        <w:t xml:space="preserve">Figure 5.6</w:t>
-      </w:r>
-    </w:p>
-    <w:p>
-      <w:pPr>
         <w:pStyle w:val="BodyText"/>
       </w:pPr>
       <w:r>
@@ -10015,14 +9967,14 @@
     </w:p>
     <w:p>
       <w:pPr>
-        <w:pStyle w:val="CaptionedFigure"/>
+        <w:pStyle w:val="BodyText"/>
       </w:pPr>
       <w:r>
         <w:drawing>
           <wp:inline>
             <wp:extent cx="5270500" cy="3294062"/>
             <wp:effectExtent b="0" l="0" r="0" t="0"/>
-            <wp:docPr descr="Figure 5.7" title="" id="46" name="Picture"/>
+            <wp:docPr descr="" title="" id="46" name="Picture"/>
             <a:graphic>
               <a:graphicData uri="http://schemas.openxmlformats.org/drawingml/2006/picture">
                 <pic:pic>
@@ -10062,14 +10014,6 @@
     </w:p>
     <w:p>
       <w:pPr>
-        <w:pStyle w:val="ImageCaption"/>
-      </w:pPr>
-      <w:r>
-        <w:t xml:space="preserve">Figure 5.7</w:t>
-      </w:r>
-    </w:p>
-    <w:p>
-      <w:pPr>
         <w:pStyle w:val="BodyText"/>
       </w:pPr>
       <w:r>
@@ -10155,14 +10099,14 @@
     </w:p>
     <w:p>
       <w:pPr>
-        <w:pStyle w:val="CaptionedFigure"/>
+        <w:pStyle w:val="BodyText"/>
       </w:pPr>
       <w:r>
         <w:drawing>
           <wp:inline>
             <wp:extent cx="5270500" cy="3294062"/>
             <wp:effectExtent b="0" l="0" r="0" t="0"/>
-            <wp:docPr descr="Figure 5.8" title="" id="49" name="Picture"/>
+            <wp:docPr descr="" title="" id="49" name="Picture"/>
             <a:graphic>
               <a:graphicData uri="http://schemas.openxmlformats.org/drawingml/2006/picture">
                 <pic:pic>
@@ -10202,14 +10146,6 @@
     </w:p>
     <w:p>
       <w:pPr>
-        <w:pStyle w:val="ImageCaption"/>
-      </w:pPr>
-      <w:r>
-        <w:t xml:space="preserve">Figure 5.8</w:t>
-      </w:r>
-    </w:p>
-    <w:p>
-      <w:pPr>
         <w:pStyle w:val="BodyText"/>
       </w:pPr>
       <w:r>
@@ -10246,14 +10182,14 @@
     </w:p>
     <w:p>
       <w:pPr>
-        <w:pStyle w:val="CaptionedFigure"/>
+        <w:pStyle w:val="BodyText"/>
       </w:pPr>
       <w:r>
         <w:drawing>
           <wp:inline>
             <wp:extent cx="5270500" cy="3294062"/>
             <wp:effectExtent b="0" l="0" r="0" t="0"/>
-            <wp:docPr descr="Figure 5.9" title="" id="52" name="Picture"/>
+            <wp:docPr descr="" title="" id="52" name="Picture"/>
             <a:graphic>
               <a:graphicData uri="http://schemas.openxmlformats.org/drawingml/2006/picture">
                 <pic:pic>
@@ -10289,14 +10225,6 @@
             </a:graphic>
           </wp:inline>
         </w:drawing>
-      </w:r>
-    </w:p>
-    <w:p>
-      <w:pPr>
-        <w:pStyle w:val="ImageCaption"/>
-      </w:pPr>
-      <w:r>
-        <w:t xml:space="preserve">Figure 5.9</w:t>
       </w:r>
     </w:p>
     <w:p>
@@ -15324,13 +15252,21 @@
     <w:unhideWhenUsed/>
     <w:qFormat/>
     <w:pPr>
-      <w:spacing w:after="160" w:before="160" w:line="276" w:lineRule="auto"/>
+      <w:spacing w:after="200" w:before="200" w:line="276" w:lineRule="auto"/>
       <w:ind w:firstLine="0" w:left="480" w:right="480"/>
       <w:jc w:val="center"/>
+      <w:shd w:color="auto" w:fill="FFF8E1" w:val="clear"/>
+      <w:pBdr>
+        <w:top w:color="E8D9A0" w:space="6" w:sz="4" w:val="single"/>
+        <w:left w:color="E8D9A0" w:space="6" w:sz="4" w:val="single"/>
+        <w:bottom w:color="E8D9A0" w:space="6" w:sz="4" w:val="single"/>
+        <w:right w:color="E8D9A0" w:space="6" w:sz="4" w:val="single"/>
+      </w:pBdr>
     </w:pPr>
     <w:rPr>
       <w:rFonts w:ascii="Times New Roman" w:hAnsi="Times New Roman"/>
-      <w:sz w:val="22"/>
+      <w:color w:val="444444"/>
+      <w:sz w:val="21"/>
     </w:rPr>
   </w:style>
   <w:style w:styleId="FootnoteText" w:type="paragraph">
@@ -15404,10 +15340,12 @@
     <w:basedOn w:val="Normal"/>
     <w:link w:val="BodyTextChar"/>
     <w:pPr>
-      <w:spacing w:after="120" w:before="0"/>
+      <w:spacing w:after="320" w:before="0" w:line="240" w:lineRule="auto"/>
+      <w:jc w:val="center"/>
     </w:pPr>
     <w:rPr>
       <w:i/>
+      <w:sz w:val="19"/>
     </w:rPr>
   </w:style>
   <w:style w:customStyle="1" w:styleId="TableCaption" w:type="paragraph">
@@ -15426,18 +15364,20 @@
     <w:name w:val="Image Caption"/>
     <w:basedOn w:val="Caption"/>
     <w:pPr>
-      <w:spacing w:after="280" w:before="80" w:line="240" w:lineRule="auto"/>
+      <w:spacing w:after="320" w:before="80" w:line="240" w:lineRule="auto"/>
       <w:jc w:val="center"/>
     </w:pPr>
     <w:rPr>
       <w:rFonts w:ascii="Times New Roman" w:hAnsi="Times New Roman"/>
-      <w:sz w:val="20"/>
+      <w:i/>
+      <w:sz w:val="19"/>
     </w:rPr>
   </w:style>
   <w:style w:customStyle="1" w:styleId="Figure" w:type="paragraph">
     <w:name w:val="Figure"/>
     <w:basedOn w:val="Normal"/>
     <w:pPr>
+      <w:keepNext/>
       <w:spacing w:after="40" w:before="200"/>
       <w:jc w:val="center"/>
     </w:pPr>
@@ -15462,7 +15402,8 @@
     <w:name w:val="Verbatim Char"/>
     <w:basedOn w:val="BodyTextChar"/>
     <w:rPr>
-      <w:rFonts w:ascii="Consolas" w:hAnsi="Consolas"/>
+      <w:rFonts w:ascii="Courier New" w:cs="Courier New" w:eastAsia="Courier New" w:hAnsi="Courier New"/>
+      <w:color w:val="1F1F1F"/>
       <w:sz w:val="18"/>
     </w:rPr>
   </w:style>
@@ -15502,13 +15443,27 @@
       <w:color w:themeColor="accent1" w:themeShade="BF" w:val="365F91"/>
     </w:rPr>
   </w:style>
-  <w:style w:type="paragraph" w:customStyle="1" w:styleId="SourceCode">
+  <w:style w:customStyle="1" w:styleId="SourceCode" w:type="paragraph">
     <w:name w:val="Source Code"/>
-    <w:basedOn w:val="Normal"/>
-    <w:link w:val="VerbatimChar"/>
     <w:pPr>
-      <w:wordWrap w:val="off"/>
+      <w:widowControl w:val="0"/>
+      <w:spacing w:after="40" w:before="40" w:line="240" w:lineRule="auto"/>
+      <w:ind w:left="200" w:right="80"/>
+      <w:jc w:val="left"/>
+      <w:shd w:color="auto" w:fill="F6F8FA" w:val="clear"/>
+      <w:pBdr>
+        <w:top w:color="D8DEE6" w:space="6" w:sz="4" w:val="single"/>
+        <w:left w:color="D8DEE6" w:space="6" w:sz="4" w:val="single"/>
+        <w:bottom w:color="D8DEE6" w:space="6" w:sz="4" w:val="single"/>
+        <w:right w:color="D8DEE6" w:space="6" w:sz="4" w:val="single"/>
+      </w:pBdr>
+      <w:keepLines w:val="1"/>
     </w:pPr>
+    <w:rPr>
+      <w:rFonts w:ascii="Courier New" w:cs="Courier New" w:eastAsia="Courier New" w:hAnsi="Courier New"/>
+      <w:color w:val="1F1F1F"/>
+      <w:sz w:val="17"/>
+    </w:rPr>
   </w:style>
   <w:style w:type="character" w:customStyle="1" w:styleId="KeywordTok">
     <w:name w:val="KeywordTok"/>
